--- a/Rahasya/Rahasya-3.docx
+++ b/Rahasya/Rahasya-3.docx
@@ -2089,12 +2089,14 @@
         </w:rPr>
         <w:t xml:space="preserve"> </w:t>
       </w:r>
+      <w:proofErr w:type="spellStart"/>
       <w:r>
         <w:rPr>
           <w:rFonts w:ascii="Courier New" w:hAnsi="Courier New" w:cs="Courier New"/>
         </w:rPr>
         <w:t>Azgar</w:t>
       </w:r>
+      <w:proofErr w:type="spellEnd"/>
     </w:p>
     <w:p>
       <w:pPr>
@@ -4098,71 +4100,48 @@
         <w:rPr>
           <w:rFonts w:ascii="Courier New" w:hAnsi="Courier New" w:cs="Courier New"/>
         </w:rPr>
-        <w:t xml:space="preserve">In reality, a </w:t>
-      </w:r>
-      <w:r>
-        <w:rPr>
-          <w:rFonts w:ascii="Courier New" w:hAnsi="Courier New" w:cs="Courier New"/>
-        </w:rPr>
-        <w:t xml:space="preserve">tribe </w:t>
-      </w:r>
-      <w:r>
-        <w:rPr>
-          <w:rFonts w:ascii="Courier New" w:hAnsi="Courier New" w:cs="Courier New"/>
-        </w:rPr>
-        <w:t xml:space="preserve">lives </w:t>
-      </w:r>
-      <w:r>
-        <w:rPr>
-          <w:rFonts w:ascii="Courier New" w:hAnsi="Courier New" w:cs="Courier New"/>
-        </w:rPr>
-        <w:t xml:space="preserve">a bit far </w:t>
-      </w:r>
-      <w:r>
-        <w:rPr>
-          <w:rFonts w:ascii="Courier New" w:hAnsi="Courier New" w:cs="Courier New"/>
-        </w:rPr>
-        <w:t xml:space="preserve">inside the forest </w:t>
-      </w:r>
-      <w:r>
-        <w:rPr>
-          <w:rFonts w:ascii="Courier New" w:hAnsi="Courier New" w:cs="Courier New"/>
-        </w:rPr>
-        <w:br/>
-        <w:t>They take care of the bodies when</w:t>
-      </w:r>
-      <w:r>
-        <w:rPr>
-          <w:rFonts w:ascii="Courier New" w:hAnsi="Courier New" w:cs="Courier New"/>
-        </w:rPr>
-        <w:t xml:space="preserve"> </w:t>
-      </w:r>
-      <w:r>
-        <w:rPr>
-          <w:rFonts w:ascii="Courier New" w:hAnsi="Courier New" w:cs="Courier New"/>
-        </w:rPr>
-        <w:t>no one is here</w:t>
-      </w:r>
-    </w:p>
-    <w:p>
-      <w:pPr>
-        <w:jc w:val="center"/>
-        <w:rPr>
-          <w:rFonts w:ascii="Courier New" w:hAnsi="Courier New" w:cs="Courier New"/>
-        </w:rPr>
-      </w:pPr>
-      <w:r>
-        <w:rPr>
-          <w:rFonts w:ascii="Courier New" w:hAnsi="Courier New" w:cs="Courier New"/>
-        </w:rPr>
-        <w:t>ALI</w:t>
-      </w:r>
-      <w:r>
-        <w:rPr>
-          <w:rFonts w:ascii="Courier New" w:hAnsi="Courier New" w:cs="Courier New"/>
-        </w:rPr>
-        <w:br/>
-        <w:t>What do they do with the bodies?</w:t>
+        <w:t xml:space="preserve">In reality, </w:t>
+      </w:r>
+      <w:r>
+        <w:rPr>
+          <w:rFonts w:ascii="Courier New" w:hAnsi="Courier New" w:cs="Courier New"/>
+        </w:rPr>
+        <w:t>animals live in the forest</w:t>
+      </w:r>
+      <w:r>
+        <w:rPr>
+          <w:rFonts w:ascii="Courier New" w:hAnsi="Courier New" w:cs="Courier New"/>
+        </w:rPr>
+        <w:br/>
+        <w:t>and crocodiles live in the lake</w:t>
+      </w:r>
+      <w:r>
+        <w:rPr>
+          <w:rFonts w:ascii="Courier New" w:hAnsi="Courier New" w:cs="Courier New"/>
+        </w:rPr>
+        <w:br/>
+        <w:t>take care of the bodies</w:t>
+      </w:r>
+    </w:p>
+    <w:p>
+      <w:pPr>
+        <w:jc w:val="center"/>
+        <w:rPr>
+          <w:rFonts w:ascii="Courier New" w:hAnsi="Courier New" w:cs="Courier New"/>
+        </w:rPr>
+      </w:pPr>
+      <w:r>
+        <w:rPr>
+          <w:rFonts w:ascii="Courier New" w:hAnsi="Courier New" w:cs="Courier New"/>
+        </w:rPr>
+        <w:t>JACK</w:t>
+      </w:r>
+      <w:r>
+        <w:rPr>
+          <w:rFonts w:ascii="Courier New" w:hAnsi="Courier New" w:cs="Courier New"/>
+        </w:rPr>
+        <w:br/>
+        <w:t>Full natural disposal</w:t>
       </w:r>
     </w:p>
     <w:p>
@@ -4183,32 +4162,32 @@
           <w:rFonts w:ascii="Courier New" w:hAnsi="Courier New" w:cs="Courier New"/>
         </w:rPr>
         <w:br/>
-        <w:t>Feed it to the animals?</w:t>
-      </w:r>
-      <w:r>
-        <w:rPr>
-          <w:rFonts w:ascii="Courier New" w:hAnsi="Courier New" w:cs="Courier New"/>
-        </w:rPr>
-        <w:t xml:space="preserve"> </w:t>
-      </w:r>
-      <w:r>
-        <w:rPr>
-          <w:rFonts w:ascii="Courier New" w:hAnsi="Courier New" w:cs="Courier New"/>
-        </w:rPr>
-        <w:t>Eat It?</w:t>
-      </w:r>
-      <w:r>
-        <w:rPr>
-          <w:rFonts w:ascii="Courier New" w:hAnsi="Courier New" w:cs="Courier New"/>
-        </w:rPr>
-        <w:br/>
-        <w:t>Nobody knows</w:t>
-      </w:r>
-      <w:r>
-        <w:rPr>
-          <w:rFonts w:ascii="Courier New" w:hAnsi="Courier New" w:cs="Courier New"/>
-        </w:rPr>
-        <w:t>!</w:t>
+        <w:t>Bring the bodies</w:t>
+      </w:r>
+    </w:p>
+    <w:p>
+      <w:pPr>
+        <w:rPr>
+          <w:rFonts w:ascii="Courier New" w:hAnsi="Courier New" w:cs="Courier New"/>
+        </w:rPr>
+      </w:pPr>
+      <w:r>
+        <w:rPr>
+          <w:rFonts w:ascii="Courier New" w:hAnsi="Courier New" w:cs="Courier New"/>
+        </w:rPr>
+        <w:t xml:space="preserve">Jack and Ali bring </w:t>
+      </w:r>
+      <w:r>
+        <w:rPr>
+          <w:rFonts w:ascii="Courier New" w:hAnsi="Courier New" w:cs="Courier New"/>
+        </w:rPr>
+        <w:t xml:space="preserve">the bodies </w:t>
+      </w:r>
+      <w:r>
+        <w:rPr>
+          <w:rFonts w:ascii="Courier New" w:hAnsi="Courier New" w:cs="Courier New"/>
+        </w:rPr>
+        <w:t>from the tempo and throw it.</w:t>
       </w:r>
     </w:p>
     <w:p>
@@ -4229,20 +4208,27 @@
           <w:rFonts w:ascii="Courier New" w:hAnsi="Courier New" w:cs="Courier New"/>
         </w:rPr>
         <w:br/>
-        <w:t>Bring the bodies</w:t>
-      </w:r>
-    </w:p>
-    <w:p>
-      <w:pPr>
-        <w:rPr>
-          <w:rFonts w:ascii="Courier New" w:hAnsi="Courier New" w:cs="Courier New"/>
-        </w:rPr>
-      </w:pPr>
-      <w:r>
-        <w:rPr>
-          <w:rFonts w:ascii="Courier New" w:hAnsi="Courier New" w:cs="Courier New"/>
-        </w:rPr>
-        <w:t>Jack and Ali bring a body covered in bag from the tempo and throw it.</w:t>
+        <w:t>Cut the bodies</w:t>
+      </w:r>
+      <w:r>
+        <w:rPr>
+          <w:rFonts w:ascii="Courier New" w:hAnsi="Courier New" w:cs="Courier New"/>
+        </w:rPr>
+        <w:br/>
+        <w:t>They should smell fresh blood</w:t>
+      </w:r>
+    </w:p>
+    <w:p>
+      <w:pPr>
+        <w:rPr>
+          <w:rFonts w:ascii="Courier New" w:hAnsi="Courier New" w:cs="Courier New"/>
+        </w:rPr>
+      </w:pPr>
+      <w:r>
+        <w:rPr>
+          <w:rFonts w:ascii="Courier New" w:hAnsi="Courier New" w:cs="Courier New"/>
+        </w:rPr>
+        <w:t>Jack cuts the bodies. Ali pukes.</w:t>
       </w:r>
     </w:p>
     <w:p>
@@ -4263,53 +4249,6 @@
           <w:rFonts w:ascii="Courier New" w:hAnsi="Courier New" w:cs="Courier New"/>
         </w:rPr>
         <w:br/>
-        <w:t>Open the cover</w:t>
-      </w:r>
-      <w:r>
-        <w:rPr>
-          <w:rFonts w:ascii="Courier New" w:hAnsi="Courier New" w:cs="Courier New"/>
-        </w:rPr>
-        <w:br/>
-        <w:t xml:space="preserve">They must </w:t>
-      </w:r>
-      <w:r>
-        <w:rPr>
-          <w:rFonts w:ascii="Courier New" w:hAnsi="Courier New" w:cs="Courier New"/>
-        </w:rPr>
-        <w:t>get the smell of it</w:t>
-      </w:r>
-    </w:p>
-    <w:p>
-      <w:pPr>
-        <w:rPr>
-          <w:rFonts w:ascii="Courier New" w:hAnsi="Courier New" w:cs="Courier New"/>
-        </w:rPr>
-      </w:pPr>
-      <w:r>
-        <w:rPr>
-          <w:rFonts w:ascii="Courier New" w:hAnsi="Courier New" w:cs="Courier New"/>
-        </w:rPr>
-        <w:t>Ali opens it and he pukes.</w:t>
-      </w:r>
-    </w:p>
-    <w:p>
-      <w:pPr>
-        <w:jc w:val="center"/>
-        <w:rPr>
-          <w:rFonts w:ascii="Courier New" w:hAnsi="Courier New" w:cs="Courier New"/>
-        </w:rPr>
-      </w:pPr>
-      <w:r>
-        <w:rPr>
-          <w:rFonts w:ascii="Courier New" w:hAnsi="Courier New" w:cs="Courier New"/>
-        </w:rPr>
-        <w:t>GANGA</w:t>
-      </w:r>
-      <w:r>
-        <w:rPr>
-          <w:rFonts w:ascii="Courier New" w:hAnsi="Courier New" w:cs="Courier New"/>
-        </w:rPr>
-        <w:br/>
         <w:t>Ravana</w:t>
       </w:r>
       <w:r>
@@ -4328,8 +4267,44 @@
         <w:rPr>
           <w:rFonts w:ascii="Courier New" w:hAnsi="Courier New" w:cs="Courier New"/>
         </w:rPr>
-        <w:br/>
-        <w:t>You must have a stone heart to do all these</w:t>
+        <w:t>.</w:t>
+      </w:r>
+      <w:r>
+        <w:rPr>
+          <w:rFonts w:ascii="Courier New" w:hAnsi="Courier New" w:cs="Courier New"/>
+        </w:rPr>
+        <w:br/>
+        <w:t>Y</w:t>
+      </w:r>
+    </w:p>
+    <w:p>
+      <w:pPr>
+        <w:jc w:val="center"/>
+        <w:rPr>
+          <w:rFonts w:ascii="Courier New" w:hAnsi="Courier New" w:cs="Courier New"/>
+        </w:rPr>
+      </w:pPr>
+    </w:p>
+    <w:p>
+      <w:pPr>
+        <w:jc w:val="center"/>
+        <w:rPr>
+          <w:rFonts w:ascii="Courier New" w:hAnsi="Courier New" w:cs="Courier New"/>
+        </w:rPr>
+      </w:pPr>
+      <w:proofErr w:type="spellStart"/>
+      <w:r>
+        <w:rPr>
+          <w:rFonts w:ascii="Courier New" w:hAnsi="Courier New" w:cs="Courier New"/>
+        </w:rPr>
+        <w:t>ou</w:t>
+      </w:r>
+      <w:proofErr w:type="spellEnd"/>
+      <w:r>
+        <w:rPr>
+          <w:rFonts w:ascii="Courier New" w:hAnsi="Courier New" w:cs="Courier New"/>
+        </w:rPr>
+        <w:t xml:space="preserve"> must have a stone heart to do all these</w:t>
       </w:r>
     </w:p>
     <w:p>
@@ -6416,8 +6391,30 @@
           <w:rFonts w:ascii="Courier New" w:hAnsi="Courier New" w:cs="Courier New"/>
         </w:rPr>
         <w:br/>
-        <w:t>It smells like kasuri methi</w:t>
-      </w:r>
+        <w:t xml:space="preserve">It smells like </w:t>
+      </w:r>
+      <w:proofErr w:type="spellStart"/>
+      <w:r>
+        <w:rPr>
+          <w:rFonts w:ascii="Courier New" w:hAnsi="Courier New" w:cs="Courier New"/>
+        </w:rPr>
+        <w:t>kasuri</w:t>
+      </w:r>
+      <w:proofErr w:type="spellEnd"/>
+      <w:r>
+        <w:rPr>
+          <w:rFonts w:ascii="Courier New" w:hAnsi="Courier New" w:cs="Courier New"/>
+        </w:rPr>
+        <w:t xml:space="preserve"> </w:t>
+      </w:r>
+      <w:proofErr w:type="spellStart"/>
+      <w:r>
+        <w:rPr>
+          <w:rFonts w:ascii="Courier New" w:hAnsi="Courier New" w:cs="Courier New"/>
+        </w:rPr>
+        <w:t>methi</w:t>
+      </w:r>
+      <w:proofErr w:type="spellEnd"/>
     </w:p>
     <w:p>
       <w:pPr>
@@ -7229,7 +7226,34 @@
           <w:rFonts w:ascii="Courier New" w:hAnsi="Courier New" w:cs="Courier New"/>
         </w:rPr>
         <w:br/>
-        <w:t>kasuri methi come</w:t>
+      </w:r>
+      <w:proofErr w:type="spellStart"/>
+      <w:r>
+        <w:rPr>
+          <w:rFonts w:ascii="Courier New" w:hAnsi="Courier New" w:cs="Courier New"/>
+        </w:rPr>
+        <w:t>kasuri</w:t>
+      </w:r>
+      <w:proofErr w:type="spellEnd"/>
+      <w:r>
+        <w:rPr>
+          <w:rFonts w:ascii="Courier New" w:hAnsi="Courier New" w:cs="Courier New"/>
+        </w:rPr>
+        <w:t xml:space="preserve"> </w:t>
+      </w:r>
+      <w:proofErr w:type="spellStart"/>
+      <w:r>
+        <w:rPr>
+          <w:rFonts w:ascii="Courier New" w:hAnsi="Courier New" w:cs="Courier New"/>
+        </w:rPr>
+        <w:t>methi</w:t>
+      </w:r>
+      <w:proofErr w:type="spellEnd"/>
+      <w:r>
+        <w:rPr>
+          <w:rFonts w:ascii="Courier New" w:hAnsi="Courier New" w:cs="Courier New"/>
+        </w:rPr>
+        <w:t xml:space="preserve"> come</w:t>
       </w:r>
       <w:r>
         <w:rPr>
@@ -7287,8 +7311,30 @@
           <w:rFonts w:ascii="Courier New" w:hAnsi="Courier New" w:cs="Courier New"/>
         </w:rPr>
         <w:br/>
-        <w:t>We were also replacing it with kasuri methi</w:t>
-      </w:r>
+        <w:t xml:space="preserve">We were also replacing it with </w:t>
+      </w:r>
+      <w:proofErr w:type="spellStart"/>
+      <w:r>
+        <w:rPr>
+          <w:rFonts w:ascii="Courier New" w:hAnsi="Courier New" w:cs="Courier New"/>
+        </w:rPr>
+        <w:t>kasuri</w:t>
+      </w:r>
+      <w:proofErr w:type="spellEnd"/>
+      <w:r>
+        <w:rPr>
+          <w:rFonts w:ascii="Courier New" w:hAnsi="Courier New" w:cs="Courier New"/>
+        </w:rPr>
+        <w:t xml:space="preserve"> </w:t>
+      </w:r>
+      <w:proofErr w:type="spellStart"/>
+      <w:r>
+        <w:rPr>
+          <w:rFonts w:ascii="Courier New" w:hAnsi="Courier New" w:cs="Courier New"/>
+        </w:rPr>
+        <w:t>methi</w:t>
+      </w:r>
+      <w:proofErr w:type="spellEnd"/>
       <w:r>
         <w:rPr>
           <w:rFonts w:ascii="Courier New" w:hAnsi="Courier New" w:cs="Courier New"/>
@@ -9154,7 +9200,19 @@
           <w:rFonts w:ascii="Courier New" w:hAnsi="Courier New" w:cs="Courier New"/>
         </w:rPr>
         <w:br/>
-        <w:t>He name is Rachel!</w:t>
+        <w:t>He</w:t>
+      </w:r>
+      <w:r>
+        <w:rPr>
+          <w:rFonts w:ascii="Courier New" w:hAnsi="Courier New" w:cs="Courier New"/>
+        </w:rPr>
+        <w:t>r</w:t>
+      </w:r>
+      <w:r>
+        <w:rPr>
+          <w:rFonts w:ascii="Courier New" w:hAnsi="Courier New" w:cs="Courier New"/>
+        </w:rPr>
+        <w:t xml:space="preserve"> name is Rachel!</w:t>
       </w:r>
       <w:r>
         <w:rPr>
@@ -10363,7 +10421,21 @@
         <w:rPr>
           <w:rFonts w:ascii="Courier New" w:hAnsi="Courier New" w:cs="Courier New"/>
         </w:rPr>
-        <w:t>(Lambodhara lakumikara song starts to play)</w:t>
+        <w:t xml:space="preserve">(Lambodhara </w:t>
+      </w:r>
+      <w:proofErr w:type="spellStart"/>
+      <w:r>
+        <w:rPr>
+          <w:rFonts w:ascii="Courier New" w:hAnsi="Courier New" w:cs="Courier New"/>
+        </w:rPr>
+        <w:t>lakumikara</w:t>
+      </w:r>
+      <w:proofErr w:type="spellEnd"/>
+      <w:r>
+        <w:rPr>
+          <w:rFonts w:ascii="Courier New" w:hAnsi="Courier New" w:cs="Courier New"/>
+        </w:rPr>
+        <w:t xml:space="preserve"> song starts to play)</w:t>
       </w:r>
     </w:p>
     <w:p>
@@ -11581,20 +11653,68 @@
         <w:rPr>
           <w:rFonts w:ascii="Courier New" w:hAnsi="Courier New" w:cs="Courier New"/>
         </w:rPr>
-        <w:t>A bunch of tribal people attack Ravana. Ravana fights them and starts to run. He hits Rama on the head waking him up from his ocean of thoughts and asks him to run.</w:t>
-      </w:r>
-    </w:p>
-    <w:p>
-      <w:pPr>
-        <w:rPr>
-          <w:rFonts w:ascii="Courier New" w:hAnsi="Courier New" w:cs="Courier New"/>
-        </w:rPr>
-      </w:pPr>
-      <w:r>
-        <w:rPr>
-          <w:rFonts w:ascii="Courier New" w:hAnsi="Courier New" w:cs="Courier New"/>
-        </w:rPr>
-        <w:t>As they begin to run an arrow strikes into a tree.</w:t>
+        <w:t xml:space="preserve">A </w:t>
+      </w:r>
+      <w:r>
+        <w:rPr>
+          <w:rFonts w:ascii="Courier New" w:hAnsi="Courier New" w:cs="Courier New"/>
+        </w:rPr>
+        <w:t>bear attacks</w:t>
+      </w:r>
+      <w:r>
+        <w:rPr>
+          <w:rFonts w:ascii="Courier New" w:hAnsi="Courier New" w:cs="Courier New"/>
+        </w:rPr>
+        <w:t xml:space="preserve"> Ravana. Ravana fights </w:t>
+      </w:r>
+      <w:r>
+        <w:rPr>
+          <w:rFonts w:ascii="Courier New" w:hAnsi="Courier New" w:cs="Courier New"/>
+        </w:rPr>
+        <w:t>it, stabs it,</w:t>
+      </w:r>
+      <w:r>
+        <w:rPr>
+          <w:rFonts w:ascii="Courier New" w:hAnsi="Courier New" w:cs="Courier New"/>
+        </w:rPr>
+        <w:t xml:space="preserve"> and starts to run. He hits Rama on the head waking him up from his ocean of thoughts and asks him to run.</w:t>
+      </w:r>
+    </w:p>
+    <w:p>
+      <w:pPr>
+        <w:rPr>
+          <w:rFonts w:ascii="Courier New" w:hAnsi="Courier New" w:cs="Courier New"/>
+        </w:rPr>
+      </w:pPr>
+      <w:r>
+        <w:rPr>
+          <w:rFonts w:ascii="Courier New" w:hAnsi="Courier New" w:cs="Courier New"/>
+        </w:rPr>
+        <w:t xml:space="preserve">As they begin to run </w:t>
+      </w:r>
+      <w:r>
+        <w:rPr>
+          <w:rFonts w:ascii="Courier New" w:hAnsi="Courier New" w:cs="Courier New"/>
+        </w:rPr>
+        <w:t>a paw</w:t>
+      </w:r>
+      <w:r>
+        <w:rPr>
+          <w:rFonts w:ascii="Courier New" w:hAnsi="Courier New" w:cs="Courier New"/>
+        </w:rPr>
+        <w:t xml:space="preserve"> strikes </w:t>
+      </w:r>
+      <w:r>
+        <w:rPr>
+          <w:rFonts w:ascii="Courier New" w:hAnsi="Courier New" w:cs="Courier New"/>
+        </w:rPr>
+        <w:t>onto</w:t>
+      </w:r>
+      <w:r>
+        <w:rPr>
+          <w:rFonts w:ascii="Courier New" w:hAnsi="Courier New" w:cs="Courier New"/>
+        </w:rPr>
+        <w:t xml:space="preserve"> a tree.</w:t>
       </w:r>
     </w:p>
     <w:p>
@@ -11661,28 +11781,12 @@
           <w:rFonts w:ascii="Courier New" w:hAnsi="Courier New" w:cs="Courier New"/>
         </w:rPr>
         <w:br/>
-        <w:t>I always thought the story</w:t>
-      </w:r>
-      <w:r>
-        <w:rPr>
-          <w:rFonts w:ascii="Courier New" w:hAnsi="Courier New" w:cs="Courier New"/>
-        </w:rPr>
-        <w:br/>
-        <w:t>of tribe living her is just a story</w:t>
-      </w:r>
-      <w:r>
-        <w:rPr>
-          <w:rFonts w:ascii="Courier New" w:hAnsi="Courier New" w:cs="Courier New"/>
-        </w:rPr>
-        <w:br/>
-        <w:t>But looks like a tribe indeed lives here</w:t>
-      </w:r>
-      <w:r>
-        <w:rPr>
-          <w:rFonts w:ascii="Courier New" w:hAnsi="Courier New" w:cs="Courier New"/>
-        </w:rPr>
-        <w:br/>
-        <w:t>and they hunt other humans</w:t>
+      </w:r>
+      <w:r>
+        <w:rPr>
+          <w:rFonts w:ascii="Courier New" w:hAnsi="Courier New" w:cs="Courier New"/>
+        </w:rPr>
+        <w:t>A bear</w:t>
       </w:r>
     </w:p>
     <w:p>
@@ -11724,14 +11828,7 @@
           <w:rFonts w:ascii="Courier New" w:hAnsi="Courier New" w:cs="Courier New"/>
         </w:rPr>
         <w:br/>
-        <w:t>But now at least we know</w:t>
-      </w:r>
-      <w:r>
-        <w:rPr>
-          <w:rFonts w:ascii="Courier New" w:hAnsi="Courier New" w:cs="Courier New"/>
-        </w:rPr>
-        <w:br/>
-        <w:t>that no Brahma rakshasas live here</w:t>
+        <w:t>But, it was fun (laughs)</w:t>
       </w:r>
     </w:p>
     <w:p>
@@ -11824,21 +11921,31 @@
           <w:rFonts w:ascii="Courier New" w:hAnsi="Courier New" w:cs="Courier New"/>
         </w:rPr>
         <w:br/>
-        <w:t>Lets get out of here first</w:t>
-      </w:r>
-    </w:p>
-    <w:p>
-      <w:pPr>
-        <w:jc w:val="center"/>
-        <w:rPr>
-          <w:rFonts w:ascii="Courier New" w:hAnsi="Courier New" w:cs="Courier New"/>
-        </w:rPr>
-      </w:pPr>
-      <w:r>
-        <w:rPr>
-          <w:rFonts w:ascii="Courier New" w:hAnsi="Courier New" w:cs="Courier New"/>
-        </w:rPr>
-        <w:lastRenderedPageBreak/>
+      </w:r>
+      <w:r>
+        <w:rPr>
+          <w:rFonts w:ascii="Courier New" w:hAnsi="Courier New" w:cs="Courier New"/>
+        </w:rPr>
+        <w:t>Let’s</w:t>
+      </w:r>
+      <w:r>
+        <w:rPr>
+          <w:rFonts w:ascii="Courier New" w:hAnsi="Courier New" w:cs="Courier New"/>
+        </w:rPr>
+        <w:t xml:space="preserve"> get out of here first</w:t>
+      </w:r>
+    </w:p>
+    <w:p>
+      <w:pPr>
+        <w:jc w:val="center"/>
+        <w:rPr>
+          <w:rFonts w:ascii="Courier New" w:hAnsi="Courier New" w:cs="Courier New"/>
+        </w:rPr>
+      </w:pPr>
+      <w:r>
+        <w:rPr>
+          <w:rFonts w:ascii="Courier New" w:hAnsi="Courier New" w:cs="Courier New"/>
+        </w:rPr>
         <w:t>RAVANA</w:t>
       </w:r>
       <w:r>
@@ -11877,6 +11984,7 @@
           <w:szCs w:val="26"/>
           <w:u w:val="single"/>
         </w:rPr>
+        <w:lastRenderedPageBreak/>
         <w:t>SCENE – 17</w:t>
       </w:r>
     </w:p>
@@ -12255,25 +12363,69 @@
           <w:rFonts w:ascii="Courier New" w:hAnsi="Courier New" w:cs="Courier New"/>
         </w:rPr>
         <w:br/>
-      </w:r>
+        <w:t>It is 3 AM</w:t>
+      </w:r>
+      <w:r>
+        <w:rPr>
+          <w:rFonts w:ascii="Courier New" w:hAnsi="Courier New" w:cs="Courier New"/>
+        </w:rPr>
+        <w:br/>
+      </w:r>
+      <w:r>
+        <w:rPr>
+          <w:rFonts w:ascii="Courier New" w:hAnsi="Courier New" w:cs="Courier New"/>
+        </w:rPr>
+        <w:t>Go and sleep</w:t>
+      </w:r>
+    </w:p>
+    <w:p>
+      <w:pPr>
+        <w:jc w:val="center"/>
+        <w:rPr>
+          <w:rFonts w:ascii="Courier New" w:hAnsi="Courier New" w:cs="Courier New"/>
+        </w:rPr>
+      </w:pPr>
+      <w:r>
+        <w:rPr>
+          <w:rFonts w:ascii="Courier New" w:hAnsi="Courier New" w:cs="Courier New"/>
+        </w:rPr>
+        <w:t>POLICE</w:t>
+      </w:r>
+      <w:r>
+        <w:rPr>
+          <w:rFonts w:ascii="Courier New" w:hAnsi="Courier New" w:cs="Courier New"/>
+        </w:rPr>
+        <w:br/>
+        <w:t>Don’t try to be smart</w:t>
+      </w:r>
+      <w:r>
+        <w:rPr>
+          <w:rFonts w:ascii="Courier New" w:hAnsi="Courier New" w:cs="Courier New"/>
+        </w:rPr>
+        <w:br/>
+        <w:t>Whose car is this?</w:t>
+      </w:r>
+    </w:p>
+    <w:p>
+      <w:pPr>
+        <w:jc w:val="center"/>
+        <w:rPr>
+          <w:rFonts w:ascii="Courier New" w:hAnsi="Courier New" w:cs="Courier New"/>
+        </w:rPr>
+      </w:pPr>
       <w:r>
         <w:rPr>
           <w:rFonts w:ascii="Courier New" w:hAnsi="Courier New" w:cs="Courier New"/>
         </w:rPr>
         <w:lastRenderedPageBreak/>
-        <w:t>It is 3 AM</w:t>
-      </w:r>
-      <w:r>
-        <w:rPr>
-          <w:rFonts w:ascii="Courier New" w:hAnsi="Courier New" w:cs="Courier New"/>
-        </w:rPr>
-        <w:br/>
-      </w:r>
-      <w:r>
-        <w:rPr>
-          <w:rFonts w:ascii="Courier New" w:hAnsi="Courier New" w:cs="Courier New"/>
-        </w:rPr>
-        <w:t>Go and sleep</w:t>
+        <w:t>RAVANA</w:t>
+      </w:r>
+      <w:r>
+        <w:rPr>
+          <w:rFonts w:ascii="Courier New" w:hAnsi="Courier New" w:cs="Courier New"/>
+        </w:rPr>
+        <w:br/>
+        <w:t>Ours</w:t>
       </w:r>
     </w:p>
     <w:p>
@@ -12294,14 +12446,7 @@
           <w:rFonts w:ascii="Courier New" w:hAnsi="Courier New" w:cs="Courier New"/>
         </w:rPr>
         <w:br/>
-        <w:t>Don’t try to be smart</w:t>
-      </w:r>
-      <w:r>
-        <w:rPr>
-          <w:rFonts w:ascii="Courier New" w:hAnsi="Courier New" w:cs="Courier New"/>
-        </w:rPr>
-        <w:br/>
-        <w:t>Whose car is this?</w:t>
+        <w:t>Then show documents</w:t>
       </w:r>
     </w:p>
     <w:p>
@@ -12322,7 +12467,7 @@
           <w:rFonts w:ascii="Courier New" w:hAnsi="Courier New" w:cs="Courier New"/>
         </w:rPr>
         <w:br/>
-        <w:t>Ours</w:t>
+        <w:t>It is in our house</w:t>
       </w:r>
     </w:p>
     <w:p>
@@ -12343,7 +12488,7 @@
           <w:rFonts w:ascii="Courier New" w:hAnsi="Courier New" w:cs="Courier New"/>
         </w:rPr>
         <w:br/>
-        <w:t>Then show documents</w:t>
+        <w:t>Get out of the car</w:t>
       </w:r>
     </w:p>
     <w:p>
@@ -12364,7 +12509,7 @@
           <w:rFonts w:ascii="Courier New" w:hAnsi="Courier New" w:cs="Courier New"/>
         </w:rPr>
         <w:br/>
-        <w:t>It is in our house</w:t>
+        <w:t>Why sir?</w:t>
       </w:r>
     </w:p>
     <w:p>
@@ -12385,7 +12530,54 @@
           <w:rFonts w:ascii="Courier New" w:hAnsi="Courier New" w:cs="Courier New"/>
         </w:rPr>
         <w:br/>
-        <w:t>Get out of the car</w:t>
+        <w:t>Just get out</w:t>
+      </w:r>
+    </w:p>
+    <w:p>
+      <w:pPr>
+        <w:rPr>
+          <w:rFonts w:ascii="Courier New" w:hAnsi="Courier New" w:cs="Courier New"/>
+        </w:rPr>
+      </w:pPr>
+      <w:r>
+        <w:rPr>
+          <w:rFonts w:ascii="Courier New" w:hAnsi="Courier New" w:cs="Courier New"/>
+        </w:rPr>
+        <w:t>They both get out.</w:t>
+      </w:r>
+    </w:p>
+    <w:p>
+      <w:pPr>
+        <w:jc w:val="center"/>
+        <w:rPr>
+          <w:rFonts w:ascii="Courier New" w:hAnsi="Courier New" w:cs="Courier New"/>
+        </w:rPr>
+      </w:pPr>
+      <w:r>
+        <w:rPr>
+          <w:rFonts w:ascii="Courier New" w:hAnsi="Courier New" w:cs="Courier New"/>
+        </w:rPr>
+        <w:t>POLICE</w:t>
+      </w:r>
+      <w:r>
+        <w:rPr>
+          <w:rFonts w:ascii="Courier New" w:hAnsi="Courier New" w:cs="Courier New"/>
+        </w:rPr>
+        <w:br/>
+      </w:r>
+      <w:proofErr w:type="spellStart"/>
+      <w:r>
+        <w:rPr>
+          <w:rFonts w:ascii="Courier New" w:hAnsi="Courier New" w:cs="Courier New"/>
+        </w:rPr>
+        <w:t>Chandru</w:t>
+      </w:r>
+      <w:proofErr w:type="spellEnd"/>
+      <w:r>
+        <w:rPr>
+          <w:rFonts w:ascii="Courier New" w:hAnsi="Courier New" w:cs="Courier New"/>
+        </w:rPr>
+        <w:t xml:space="preserve"> check the dicky and bonnet</w:t>
       </w:r>
     </w:p>
     <w:p>
@@ -12406,7 +12598,80 @@
           <w:rFonts w:ascii="Courier New" w:hAnsi="Courier New" w:cs="Courier New"/>
         </w:rPr>
         <w:br/>
-        <w:t>Why sir?</w:t>
+        <w:t>Without warrant you cannot check like that</w:t>
+      </w:r>
+    </w:p>
+    <w:p>
+      <w:pPr>
+        <w:rPr>
+          <w:rFonts w:ascii="Courier New" w:hAnsi="Courier New" w:cs="Courier New"/>
+        </w:rPr>
+      </w:pPr>
+      <w:r>
+        <w:rPr>
+          <w:rFonts w:ascii="Courier New" w:hAnsi="Courier New" w:cs="Courier New"/>
+        </w:rPr>
+        <w:t xml:space="preserve">The officer shows him the gun. </w:t>
+      </w:r>
+      <w:r>
+        <w:rPr>
+          <w:rFonts w:ascii="Courier New" w:hAnsi="Courier New" w:cs="Courier New"/>
+        </w:rPr>
+        <w:t>One of the police opens the cars dicky and bonnet for checking.</w:t>
+      </w:r>
+      <w:r>
+        <w:rPr>
+          <w:rFonts w:ascii="Courier New" w:hAnsi="Courier New" w:cs="Courier New"/>
+        </w:rPr>
+        <w:t xml:space="preserve"> </w:t>
+      </w:r>
+      <w:r>
+        <w:rPr>
+          <w:rFonts w:ascii="Courier New" w:hAnsi="Courier New" w:cs="Courier New"/>
+        </w:rPr>
+        <w:t xml:space="preserve">The other </w:t>
+      </w:r>
+      <w:r>
+        <w:rPr>
+          <w:rFonts w:ascii="Courier New" w:hAnsi="Courier New" w:cs="Courier New"/>
+        </w:rPr>
+        <w:t>officer</w:t>
+      </w:r>
+      <w:r>
+        <w:rPr>
+          <w:rFonts w:ascii="Courier New" w:hAnsi="Courier New" w:cs="Courier New"/>
+        </w:rPr>
+        <w:t xml:space="preserve"> </w:t>
+      </w:r>
+      <w:r>
+        <w:rPr>
+          <w:rFonts w:ascii="Courier New" w:hAnsi="Courier New" w:cs="Courier New"/>
+        </w:rPr>
+        <w:t>speaks</w:t>
+      </w:r>
+      <w:r>
+        <w:rPr>
+          <w:rFonts w:ascii="Courier New" w:hAnsi="Courier New" w:cs="Courier New"/>
+        </w:rPr>
+        <w:t xml:space="preserve"> </w:t>
+      </w:r>
+      <w:r>
+        <w:rPr>
+          <w:rFonts w:ascii="Courier New" w:hAnsi="Courier New" w:cs="Courier New"/>
+        </w:rPr>
+        <w:t>to Rama</w:t>
+      </w:r>
+      <w:r>
+        <w:rPr>
+          <w:rFonts w:ascii="Courier New" w:hAnsi="Courier New" w:cs="Courier New"/>
+        </w:rPr>
+        <w:t xml:space="preserve"> facing their back to the car</w:t>
+      </w:r>
+      <w:r>
+        <w:rPr>
+          <w:rFonts w:ascii="Courier New" w:hAnsi="Courier New" w:cs="Courier New"/>
+        </w:rPr>
+        <w:t>.</w:t>
       </w:r>
     </w:p>
     <w:p>
@@ -12427,20 +12692,28 @@
           <w:rFonts w:ascii="Courier New" w:hAnsi="Courier New" w:cs="Courier New"/>
         </w:rPr>
         <w:br/>
-        <w:t>Just get out</w:t>
-      </w:r>
-    </w:p>
-    <w:p>
-      <w:pPr>
-        <w:rPr>
-          <w:rFonts w:ascii="Courier New" w:hAnsi="Courier New" w:cs="Courier New"/>
-        </w:rPr>
-      </w:pPr>
-      <w:r>
-        <w:rPr>
-          <w:rFonts w:ascii="Courier New" w:hAnsi="Courier New" w:cs="Courier New"/>
-        </w:rPr>
-        <w:t>They both get out.</w:t>
+        <w:t>What is your name?</w:t>
+      </w:r>
+    </w:p>
+    <w:p>
+      <w:pPr>
+        <w:jc w:val="center"/>
+        <w:rPr>
+          <w:rFonts w:ascii="Courier New" w:hAnsi="Courier New" w:cs="Courier New"/>
+        </w:rPr>
+      </w:pPr>
+      <w:r>
+        <w:rPr>
+          <w:rFonts w:ascii="Courier New" w:hAnsi="Courier New" w:cs="Courier New"/>
+        </w:rPr>
+        <w:t>RAMA</w:t>
+      </w:r>
+      <w:r>
+        <w:rPr>
+          <w:rFonts w:ascii="Courier New" w:hAnsi="Courier New" w:cs="Courier New"/>
+        </w:rPr>
+        <w:br/>
+        <w:t>Rama</w:t>
       </w:r>
     </w:p>
     <w:p>
@@ -12461,106 +12734,41 @@
           <w:rFonts w:ascii="Courier New" w:hAnsi="Courier New" w:cs="Courier New"/>
         </w:rPr>
         <w:br/>
-      </w:r>
-      <w:r>
-        <w:rPr>
-          <w:rFonts w:ascii="Courier New" w:hAnsi="Courier New" w:cs="Courier New"/>
-        </w:rPr>
-        <w:t>Chandru check the dicky and bonnet</w:t>
-      </w:r>
-    </w:p>
-    <w:p>
-      <w:pPr>
-        <w:jc w:val="center"/>
-        <w:rPr>
-          <w:rFonts w:ascii="Courier New" w:hAnsi="Courier New" w:cs="Courier New"/>
-        </w:rPr>
-      </w:pPr>
-      <w:r>
-        <w:rPr>
-          <w:rFonts w:ascii="Courier New" w:hAnsi="Courier New" w:cs="Courier New"/>
-        </w:rPr>
-        <w:t>RAVANA</w:t>
-      </w:r>
-      <w:r>
-        <w:rPr>
-          <w:rFonts w:ascii="Courier New" w:hAnsi="Courier New" w:cs="Courier New"/>
-        </w:rPr>
-        <w:br/>
-        <w:t>Without warrant you cannot check like that</w:t>
-      </w:r>
-    </w:p>
-    <w:p>
-      <w:pPr>
-        <w:rPr>
-          <w:rFonts w:ascii="Courier New" w:hAnsi="Courier New" w:cs="Courier New"/>
-        </w:rPr>
-      </w:pPr>
-      <w:r>
-        <w:rPr>
-          <w:rFonts w:ascii="Courier New" w:hAnsi="Courier New" w:cs="Courier New"/>
-        </w:rPr>
-        <w:t xml:space="preserve">The officer shows him the gun. </w:t>
-      </w:r>
-      <w:r>
-        <w:rPr>
-          <w:rFonts w:ascii="Courier New" w:hAnsi="Courier New" w:cs="Courier New"/>
-        </w:rPr>
-        <w:t>One of the police opens the cars dicky and bonnet for checking.</w:t>
-      </w:r>
-      <w:r>
-        <w:rPr>
-          <w:rFonts w:ascii="Courier New" w:hAnsi="Courier New" w:cs="Courier New"/>
-        </w:rPr>
-        <w:t xml:space="preserve"> </w:t>
-      </w:r>
-      <w:r>
-        <w:rPr>
-          <w:rFonts w:ascii="Courier New" w:hAnsi="Courier New" w:cs="Courier New"/>
-        </w:rPr>
-        <w:t xml:space="preserve">The other </w:t>
-      </w:r>
-      <w:r>
-        <w:rPr>
-          <w:rFonts w:ascii="Courier New" w:hAnsi="Courier New" w:cs="Courier New"/>
-        </w:rPr>
-        <w:t>officer</w:t>
-      </w:r>
-      <w:r>
-        <w:rPr>
-          <w:rFonts w:ascii="Courier New" w:hAnsi="Courier New" w:cs="Courier New"/>
-        </w:rPr>
-        <w:t xml:space="preserve"> </w:t>
-      </w:r>
-      <w:r>
-        <w:rPr>
-          <w:rFonts w:ascii="Courier New" w:hAnsi="Courier New" w:cs="Courier New"/>
-        </w:rPr>
-        <w:t>speaks</w:t>
-      </w:r>
-      <w:r>
-        <w:rPr>
-          <w:rFonts w:ascii="Courier New" w:hAnsi="Courier New" w:cs="Courier New"/>
-        </w:rPr>
-        <w:t xml:space="preserve"> </w:t>
-      </w:r>
-      <w:r>
-        <w:rPr>
-          <w:rFonts w:ascii="Courier New" w:hAnsi="Courier New" w:cs="Courier New"/>
-        </w:rPr>
-        <w:t>to Rama</w:t>
-      </w:r>
-      <w:r>
-        <w:rPr>
-          <w:rFonts w:ascii="Courier New" w:hAnsi="Courier New" w:cs="Courier New"/>
-        </w:rPr>
-        <w:t xml:space="preserve"> facing their back to the car</w:t>
-      </w:r>
-      <w:r>
-        <w:rPr>
-          <w:rFonts w:ascii="Courier New" w:hAnsi="Courier New" w:cs="Courier New"/>
-        </w:rPr>
-        <w:t>.</w:t>
+        <w:t>Where are you from</w:t>
+      </w:r>
+    </w:p>
+    <w:p>
+      <w:pPr>
+        <w:jc w:val="center"/>
+        <w:rPr>
+          <w:rFonts w:ascii="Courier New" w:hAnsi="Courier New" w:cs="Courier New"/>
+        </w:rPr>
+      </w:pPr>
+      <w:r>
+        <w:rPr>
+          <w:rFonts w:ascii="Courier New" w:hAnsi="Courier New" w:cs="Courier New"/>
+        </w:rPr>
+        <w:t>RAMA</w:t>
+      </w:r>
+      <w:r>
+        <w:rPr>
+          <w:rFonts w:ascii="Courier New" w:hAnsi="Courier New" w:cs="Courier New"/>
+        </w:rPr>
+        <w:br/>
+        <w:t>Here only</w:t>
+      </w:r>
+    </w:p>
+    <w:p>
+      <w:pPr>
+        <w:rPr>
+          <w:rFonts w:ascii="Courier New" w:hAnsi="Courier New" w:cs="Courier New"/>
+        </w:rPr>
+      </w:pPr>
+      <w:r>
+        <w:rPr>
+          <w:rFonts w:ascii="Courier New" w:hAnsi="Courier New" w:cs="Courier New"/>
+        </w:rPr>
+        <w:t>Ravana calls someone.</w:t>
       </w:r>
     </w:p>
     <w:p>
@@ -12581,7 +12789,7 @@
           <w:rFonts w:ascii="Courier New" w:hAnsi="Courier New" w:cs="Courier New"/>
         </w:rPr>
         <w:br/>
-        <w:t>What is your name?</w:t>
+        <w:t>Where are you coming from?</w:t>
       </w:r>
     </w:p>
     <w:p>
@@ -12602,7 +12810,7 @@
           <w:rFonts w:ascii="Courier New" w:hAnsi="Courier New" w:cs="Courier New"/>
         </w:rPr>
         <w:br/>
-        <w:t>Rama</w:t>
+        <w:t>Why do you need all that Sir?</w:t>
       </w:r>
     </w:p>
     <w:p>
@@ -12623,67 +12831,84 @@
           <w:rFonts w:ascii="Courier New" w:hAnsi="Courier New" w:cs="Courier New"/>
         </w:rPr>
         <w:br/>
-        <w:t>Where are you from</w:t>
-      </w:r>
-    </w:p>
-    <w:p>
-      <w:pPr>
-        <w:jc w:val="center"/>
-        <w:rPr>
-          <w:rFonts w:ascii="Courier New" w:hAnsi="Courier New" w:cs="Courier New"/>
-        </w:rPr>
-      </w:pPr>
-      <w:r>
-        <w:rPr>
-          <w:rFonts w:ascii="Courier New" w:hAnsi="Courier New" w:cs="Courier New"/>
-        </w:rPr>
-        <w:t>RAMA</w:t>
-      </w:r>
-      <w:r>
-        <w:rPr>
-          <w:rFonts w:ascii="Courier New" w:hAnsi="Courier New" w:cs="Courier New"/>
-        </w:rPr>
-        <w:br/>
-        <w:t>Here only</w:t>
-      </w:r>
-    </w:p>
-    <w:p>
-      <w:pPr>
-        <w:rPr>
-          <w:rFonts w:ascii="Courier New" w:hAnsi="Courier New" w:cs="Courier New"/>
-        </w:rPr>
-      </w:pPr>
-      <w:r>
-        <w:rPr>
-          <w:rFonts w:ascii="Courier New" w:hAnsi="Courier New" w:cs="Courier New"/>
-        </w:rPr>
-        <w:t>Ravana calls someone.</w:t>
-      </w:r>
-    </w:p>
-    <w:p>
-      <w:pPr>
-        <w:jc w:val="center"/>
-        <w:rPr>
-          <w:rFonts w:ascii="Courier New" w:hAnsi="Courier New" w:cs="Courier New"/>
-        </w:rPr>
-      </w:pPr>
-      <w:r>
-        <w:rPr>
-          <w:rFonts w:ascii="Courier New" w:hAnsi="Courier New" w:cs="Courier New"/>
-        </w:rPr>
-        <w:t>POLICE</w:t>
-      </w:r>
-      <w:r>
-        <w:rPr>
-          <w:rFonts w:ascii="Courier New" w:hAnsi="Courier New" w:cs="Courier New"/>
-        </w:rPr>
-        <w:br/>
-        <w:t>Where are you coming from?</w:t>
-      </w:r>
-    </w:p>
-    <w:p>
-      <w:pPr>
-        <w:jc w:val="center"/>
+        <w:t>We are just doing our duty</w:t>
+      </w:r>
+      <w:r>
+        <w:rPr>
+          <w:rFonts w:ascii="Courier New" w:hAnsi="Courier New" w:cs="Courier New"/>
+        </w:rPr>
+        <w:t>. Also,</w:t>
+      </w:r>
+      <w:r>
+        <w:rPr>
+          <w:rFonts w:ascii="Courier New" w:hAnsi="Courier New" w:cs="Courier New"/>
+        </w:rPr>
+        <w:t xml:space="preserve"> you smell like </w:t>
+      </w:r>
+      <w:r>
+        <w:rPr>
+          <w:rFonts w:ascii="Courier New" w:hAnsi="Courier New" w:cs="Courier New"/>
+        </w:rPr>
+        <w:br/>
+      </w:r>
+      <w:r>
+        <w:rPr>
+          <w:rFonts w:ascii="Courier New" w:hAnsi="Courier New" w:cs="Courier New"/>
+        </w:rPr>
+        <w:t>you are drunk</w:t>
+      </w:r>
+      <w:r>
+        <w:rPr>
+          <w:rFonts w:ascii="Courier New" w:hAnsi="Courier New" w:cs="Courier New"/>
+        </w:rPr>
+        <w:t xml:space="preserve">. </w:t>
+      </w:r>
+      <w:r>
+        <w:rPr>
+          <w:rFonts w:ascii="Courier New" w:hAnsi="Courier New" w:cs="Courier New"/>
+        </w:rPr>
+        <w:t>If I put a case, you will</w:t>
+      </w:r>
+      <w:r>
+        <w:rPr>
+          <w:rFonts w:ascii="Courier New" w:hAnsi="Courier New" w:cs="Courier New"/>
+        </w:rPr>
+        <w:br/>
+      </w:r>
+      <w:r>
+        <w:rPr>
+          <w:rFonts w:ascii="Courier New" w:hAnsi="Courier New" w:cs="Courier New"/>
+        </w:rPr>
+        <w:t>lose your license</w:t>
+      </w:r>
+      <w:r>
+        <w:rPr>
+          <w:rFonts w:ascii="Courier New" w:hAnsi="Courier New" w:cs="Courier New"/>
+        </w:rPr>
+        <w:t xml:space="preserve"> and the vehicle will be ceased.</w:t>
+      </w:r>
+      <w:r>
+        <w:rPr>
+          <w:rFonts w:ascii="Courier New" w:hAnsi="Courier New" w:cs="Courier New"/>
+        </w:rPr>
+        <w:br/>
+        <w:t xml:space="preserve">Instead </w:t>
+      </w:r>
+      <w:r>
+        <w:rPr>
+          <w:rFonts w:ascii="Courier New" w:hAnsi="Courier New" w:cs="Courier New"/>
+        </w:rPr>
+        <w:t>let’s</w:t>
+      </w:r>
+      <w:r>
+        <w:rPr>
+          <w:rFonts w:ascii="Courier New" w:hAnsi="Courier New" w:cs="Courier New"/>
+        </w:rPr>
+        <w:t xml:space="preserve"> finish the matter here itself</w:t>
+      </w:r>
+    </w:p>
+    <w:p>
+      <w:pPr>
         <w:rPr>
           <w:rFonts w:ascii="Courier New" w:hAnsi="Courier New" w:cs="Courier New"/>
         </w:rPr>
@@ -12693,120 +12918,6 @@
           <w:rFonts w:ascii="Courier New" w:hAnsi="Courier New" w:cs="Courier New"/>
         </w:rPr>
         <w:lastRenderedPageBreak/>
-        <w:t>RAMA</w:t>
-      </w:r>
-      <w:r>
-        <w:rPr>
-          <w:rFonts w:ascii="Courier New" w:hAnsi="Courier New" w:cs="Courier New"/>
-        </w:rPr>
-        <w:br/>
-        <w:t>Why do you need all that Sir?</w:t>
-      </w:r>
-    </w:p>
-    <w:p>
-      <w:pPr>
-        <w:jc w:val="center"/>
-        <w:rPr>
-          <w:rFonts w:ascii="Courier New" w:hAnsi="Courier New" w:cs="Courier New"/>
-        </w:rPr>
-      </w:pPr>
-      <w:r>
-        <w:rPr>
-          <w:rFonts w:ascii="Courier New" w:hAnsi="Courier New" w:cs="Courier New"/>
-        </w:rPr>
-        <w:t>POLICE</w:t>
-      </w:r>
-      <w:r>
-        <w:rPr>
-          <w:rFonts w:ascii="Courier New" w:hAnsi="Courier New" w:cs="Courier New"/>
-        </w:rPr>
-        <w:br/>
-        <w:t>We are just doing our duty</w:t>
-      </w:r>
-      <w:r>
-        <w:rPr>
-          <w:rFonts w:ascii="Courier New" w:hAnsi="Courier New" w:cs="Courier New"/>
-        </w:rPr>
-        <w:t>. Also,</w:t>
-      </w:r>
-      <w:r>
-        <w:rPr>
-          <w:rFonts w:ascii="Courier New" w:hAnsi="Courier New" w:cs="Courier New"/>
-        </w:rPr>
-        <w:t xml:space="preserve"> you smell like </w:t>
-      </w:r>
-      <w:r>
-        <w:rPr>
-          <w:rFonts w:ascii="Courier New" w:hAnsi="Courier New" w:cs="Courier New"/>
-        </w:rPr>
-        <w:br/>
-      </w:r>
-      <w:r>
-        <w:rPr>
-          <w:rFonts w:ascii="Courier New" w:hAnsi="Courier New" w:cs="Courier New"/>
-        </w:rPr>
-        <w:t>you are drunk</w:t>
-      </w:r>
-      <w:r>
-        <w:rPr>
-          <w:rFonts w:ascii="Courier New" w:hAnsi="Courier New" w:cs="Courier New"/>
-        </w:rPr>
-        <w:t xml:space="preserve">. </w:t>
-      </w:r>
-      <w:r>
-        <w:rPr>
-          <w:rFonts w:ascii="Courier New" w:hAnsi="Courier New" w:cs="Courier New"/>
-        </w:rPr>
-        <w:t>If I put a case, you will</w:t>
-      </w:r>
-      <w:r>
-        <w:rPr>
-          <w:rFonts w:ascii="Courier New" w:hAnsi="Courier New" w:cs="Courier New"/>
-        </w:rPr>
-        <w:br/>
-      </w:r>
-      <w:r>
-        <w:rPr>
-          <w:rFonts w:ascii="Courier New" w:hAnsi="Courier New" w:cs="Courier New"/>
-        </w:rPr>
-        <w:t>lose your license</w:t>
-      </w:r>
-      <w:r>
-        <w:rPr>
-          <w:rFonts w:ascii="Courier New" w:hAnsi="Courier New" w:cs="Courier New"/>
-        </w:rPr>
-        <w:t xml:space="preserve"> and the vehicle will be ceased.</w:t>
-      </w:r>
-      <w:r>
-        <w:rPr>
-          <w:rFonts w:ascii="Courier New" w:hAnsi="Courier New" w:cs="Courier New"/>
-        </w:rPr>
-        <w:br/>
-        <w:t xml:space="preserve">Instead </w:t>
-      </w:r>
-      <w:r>
-        <w:rPr>
-          <w:rFonts w:ascii="Courier New" w:hAnsi="Courier New" w:cs="Courier New"/>
-        </w:rPr>
-        <w:t>let’s</w:t>
-      </w:r>
-      <w:r>
-        <w:rPr>
-          <w:rFonts w:ascii="Courier New" w:hAnsi="Courier New" w:cs="Courier New"/>
-        </w:rPr>
-        <w:t xml:space="preserve"> finish the matter here itself</w:t>
-      </w:r>
-    </w:p>
-    <w:p>
-      <w:pPr>
-        <w:rPr>
-          <w:rFonts w:ascii="Courier New" w:hAnsi="Courier New" w:cs="Courier New"/>
-        </w:rPr>
-      </w:pPr>
-      <w:r>
-        <w:rPr>
-          <w:rFonts w:ascii="Courier New" w:hAnsi="Courier New" w:cs="Courier New"/>
-        </w:rPr>
         <w:t>The other officer picks up a knife and starts to tear the seats.</w:t>
       </w:r>
     </w:p>
